--- a/documents/tpp/welcome-after-enrolment.docx
+++ b/documents/tpp/welcome-after-enrolment.docx
@@ -1,8 +1,8 @@
 
 <file path=word/document.xml><?xml version="1.0" encoding="utf-8"?>
-<w:document xmlns:wpc="http://schemas.microsoft.com/office/word/2010/wordprocessingCanvas" xmlns:cx="http://schemas.microsoft.com/office/drawing/2014/chartex" xmlns:cx1="http://schemas.microsoft.com/office/drawing/2015/9/8/chartex" xmlns:cx2="http://schemas.microsoft.com/office/drawing/2015/10/21/chartex" xmlns:cx3="http://schemas.microsoft.com/office/drawing/2016/5/9/chartex" xmlns:cx4="http://schemas.microsoft.com/office/drawing/2016/5/10/chartex" xmlns:cx5="http://schemas.microsoft.com/office/drawing/2016/5/11/chartex" xmlns:cx6="http://schemas.microsoft.com/office/drawing/2016/5/12/chartex" xmlns:cx7="http://schemas.microsoft.com/office/drawing/2016/5/13/chartex" xmlns:cx8="http://schemas.microsoft.com/office/drawing/2016/5/14/chartex" xmlns:mc="http://schemas.openxmlformats.org/markup-compatibility/2006" xmlns:aink="http://schemas.microsoft.com/office/drawing/2016/ink" xmlns:am3d="http://schemas.microsoft.com/office/drawing/2017/model3d" xmlns:o="urn:schemas-microsoft-com:office:office" xmlns:oel="http://schemas.microsoft.com/office/2019/extlst" xmlns:r="http://schemas.openxmlformats.org/officeDocument/2006/relationships" xmlns:m="http://schemas.openxmlformats.org/officeDocument/2006/math" xmlns:v="urn:schemas-microsoft-com:vml" xmlns:wp14="http://schemas.microsoft.com/office/word/2010/wordprocessingDrawing" xmlns:wp="http://schemas.openxmlformats.org/drawingml/2006/wordprocessingDrawing" xmlns:w10="urn:schemas-microsoft-com:office:word" xmlns:w="http://schemas.openxmlformats.org/wordprocessingml/2006/main" xmlns:w14="http://schemas.microsoft.com/office/word/2010/wordml" xmlns:w15="http://schemas.microsoft.com/office/word/2012/wordml" xmlns:w16cex="http://schemas.microsoft.com/office/word/2018/wordml/cex" xmlns:w16cid="http://schemas.microsoft.com/office/word/2016/wordml/cid" xmlns:w16="http://schemas.microsoft.com/office/word/2018/wordml" xmlns:w16du="http://schemas.microsoft.com/office/word/2023/wordml/word16du" xmlns:w16sdtdh="http://schemas.microsoft.com/office/word/2020/wordml/sdtdatahash" xmlns:w16sdtfl="http://schemas.microsoft.com/office/word/2024/wordml/sdtformatlock" xmlns:w16se="http://schemas.microsoft.com/office/word/2015/wordml/symex" xmlns:wpg="http://schemas.microsoft.com/office/word/2010/wordprocessingGroup" xmlns:wpi="http://schemas.microsoft.com/office/word/2010/wordprocessingInk" xmlns:wne="http://schemas.microsoft.com/office/word/2006/wordml" xmlns:wps="http://schemas.microsoft.com/office/word/2010/wordprocessingShape" mc:Ignorable="w14 w15 w16se w16cid w16 w16cex w16sdtdh w16sdtfl w16du wp14">
+<w:document xmlns:ns1="http://schemas.openxmlformats.org/markup-compatibility/2006" xmlns:ns2="http://schemas.microsoft.com/office/word/2010/wordml" xmlns:ns3="urn:schemas-microsoft-com:vml" xmlns:ns4="urn:schemas-microsoft-com:office:office" xmlns:w="http://schemas.openxmlformats.org/wordprocessingml/2006/main" ns1:Ignorable="w14 w15 w16se w16cid w16 w16cex w16sdtdh w16sdtfl w16du wp14">
   <w:body>
-    <w:p>
+    <w:p ns2:paraId="7E331E64" ns2:textId="73B39700">
       <w:pPr>
         <w:spacing w:before="100" w:beforeAutospacing="1" w:after="100" w:afterAutospacing="1"/>
         <w:rPr>
@@ -33,37 +33,37 @@
           <w:bCs w:val="0"/>
           <w:szCs w:val="24"/>
         </w:rPr>
-        <w:t>PROTEGO</w:t>
-      </w:r>
-      <w:r>
-        <w:rPr>
-          <w:rFonts w:ascii="Times New Roman" w:eastAsia="Times New Roman" w:hAnsi="Times New Roman" w:cs="Times New Roman"/>
-          <w:bCs w:val="0"/>
-          <w:szCs w:val="24"/>
-        </w:rPr>
-        <w:t xml:space="preserve"> Protection – Your Coverage Is Now Active</w:t>
-      </w:r>
-    </w:p>
-    <w:p>
-      <w:pPr>
-        <w:rPr>
-          <w:rFonts w:ascii="Times New Roman" w:eastAsia="Times New Roman" w:hAnsi="Times New Roman" w:cs="Times New Roman"/>
-          <w:bCs w:val="0"/>
-          <w:szCs w:val="24"/>
-        </w:rPr>
-      </w:pPr>
-      <w:r>
-        <w:rPr>
-          <w:rFonts w:ascii="Times New Roman" w:eastAsia="Times New Roman" w:hAnsi="Times New Roman" w:cs="Times New Roman"/>
-          <w:bCs w:val="0"/>
-          <w:szCs w:val="24"/>
-        </w:rPr>
-        <w:pict w14:anchorId="10172D3B">
-          <v:rect id="_x0000_i1025" style="width:0;height:1.5pt" o:hralign="center" o:hrstd="t" o:hr="t" fillcolor="#a0a0a0" stroked="f"/>
+        <w:t>TPP Secure Protection</w:t>
+      </w:r>
+      <w:r>
+        <w:rPr>
+          <w:rFonts w:ascii="Times New Roman" w:eastAsia="Times New Roman" w:hAnsi="Times New Roman" w:cs="Times New Roman"/>
+          <w:bCs w:val="0"/>
+          <w:szCs w:val="24"/>
+        </w:rPr>
+        <w:t xml:space="preserve"> – Your Coverage Is Now Active</w:t>
+      </w:r>
+    </w:p>
+    <w:p ns2:paraId="0A21CB75" ns2:textId="77777777">
+      <w:pPr>
+        <w:rPr>
+          <w:rFonts w:ascii="Times New Roman" w:eastAsia="Times New Roman" w:hAnsi="Times New Roman" w:cs="Times New Roman"/>
+          <w:bCs w:val="0"/>
+          <w:szCs w:val="24"/>
+        </w:rPr>
+      </w:pPr>
+      <w:r>
+        <w:rPr>
+          <w:rFonts w:ascii="Times New Roman" w:eastAsia="Times New Roman" w:hAnsi="Times New Roman" w:cs="Times New Roman"/>
+          <w:bCs w:val="0"/>
+          <w:szCs w:val="24"/>
+        </w:rPr>
+        <w:pict ns2:anchorId="10172D3B">
+          <ns3:rect id="_x0000_i1025" style="width:0;height:1.5pt" ns4:hralign="center" ns4:hrstd="t" ns4:hr="t" fillcolor="#a0a0a0" stroked="f"/>
         </w:pict>
       </w:r>
     </w:p>
-    <w:p>
+    <w:p ns2:paraId="4D86F4FC" ns2:textId="77777777">
       <w:pPr>
         <w:spacing w:before="100" w:beforeAutospacing="1" w:after="100" w:afterAutospacing="1"/>
         <w:rPr>
@@ -81,7 +81,7 @@
         <w:t>Dear [Tenant Name],</w:t>
       </w:r>
     </w:p>
-    <w:p>
+    <w:p ns2:paraId="4D714B33" ns2:textId="77777777">
       <w:pPr>
         <w:spacing w:before="100" w:beforeAutospacing="1" w:after="100" w:afterAutospacing="1"/>
         <w:rPr>
@@ -99,7 +99,7 @@
         <w:t>Your Storage Protection Is Now Active</w:t>
       </w:r>
     </w:p>
-    <w:p>
+    <w:p ns2:paraId="0E5ED3B3" ns2:textId="75136295">
       <w:pPr>
         <w:spacing w:before="100" w:beforeAutospacing="1" w:after="100" w:afterAutospacing="1"/>
         <w:rPr>
@@ -122,15 +122,15 @@
           <w:b/>
           <w:szCs w:val="24"/>
         </w:rPr>
-        <w:t>PROTEGO</w:t>
-      </w:r>
-      <w:r>
-        <w:rPr>
-          <w:rFonts w:ascii="Times New Roman" w:eastAsia="Times New Roman" w:hAnsi="Times New Roman" w:cs="Times New Roman"/>
-          <w:b/>
-          <w:szCs w:val="24"/>
-        </w:rPr>
-        <w:t xml:space="preserve"> Protection Program</w:t>
+        <w:t>TPP Secure Protection Program</w:t>
+      </w:r>
+      <w:r>
+        <w:rPr>
+          <w:rFonts w:ascii="Times New Roman" w:eastAsia="Times New Roman" w:hAnsi="Times New Roman" w:cs="Times New Roman"/>
+          <w:b/>
+          <w:szCs w:val="24"/>
+        </w:rPr>
+        <w:t xml:space="preserve"/>
       </w:r>
       <w:r>
         <w:rPr>
@@ -157,7 +157,7 @@
         <w:t xml:space="preserve"> is now in effect, and you're automatically meeting your lease insurance requirement with comprehensive coverage designed specifically for self-storage.</w:t>
       </w:r>
     </w:p>
-    <w:p>
+    <w:p ns2:paraId="66EC2A47" ns2:textId="0CF67BB4">
       <w:pPr>
         <w:spacing w:before="100" w:beforeAutospacing="1" w:after="100" w:afterAutospacing="1"/>
         <w:rPr>
@@ -180,15 +180,15 @@
           <w:bCs w:val="0"/>
           <w:szCs w:val="24"/>
         </w:rPr>
-        <w:t>PROTEGO</w:t>
-      </w:r>
-      <w:r>
-        <w:rPr>
-          <w:rFonts w:ascii="Times New Roman" w:eastAsia="Times New Roman" w:hAnsi="Times New Roman" w:cs="Times New Roman"/>
-          <w:bCs w:val="0"/>
-          <w:szCs w:val="24"/>
-        </w:rPr>
-        <w:t xml:space="preserve"> Protection charge of </w:t>
+        <w:t>TPP Secure Protection</w:t>
+      </w:r>
+      <w:r>
+        <w:rPr>
+          <w:rFonts w:ascii="Times New Roman" w:eastAsia="Times New Roman" w:hAnsi="Times New Roman" w:cs="Times New Roman"/>
+          <w:bCs w:val="0"/>
+          <w:szCs w:val="24"/>
+        </w:rPr>
+        <w:t xml:space="preserve"> charge of </w:t>
       </w:r>
       <w:r>
         <w:rPr>
@@ -223,26 +223,26 @@
         <w:t>.</w:t>
       </w:r>
     </w:p>
-    <w:p>
-      <w:pPr>
-        <w:rPr>
-          <w:rFonts w:ascii="Times New Roman" w:eastAsia="Times New Roman" w:hAnsi="Times New Roman" w:cs="Times New Roman"/>
-          <w:bCs w:val="0"/>
-          <w:szCs w:val="24"/>
-        </w:rPr>
-      </w:pPr>
-      <w:r>
-        <w:rPr>
-          <w:rFonts w:ascii="Times New Roman" w:eastAsia="Times New Roman" w:hAnsi="Times New Roman" w:cs="Times New Roman"/>
-          <w:bCs w:val="0"/>
-          <w:szCs w:val="24"/>
-        </w:rPr>
-        <w:pict w14:anchorId="642EEABA">
-          <v:rect id="_x0000_i1026" style="width:0;height:1.5pt" o:hralign="center" o:hrstd="t" o:hr="t" fillcolor="#a0a0a0" stroked="f"/>
+    <w:p ns2:paraId="0D1EE519" ns2:textId="77777777">
+      <w:pPr>
+        <w:rPr>
+          <w:rFonts w:ascii="Times New Roman" w:eastAsia="Times New Roman" w:hAnsi="Times New Roman" w:cs="Times New Roman"/>
+          <w:bCs w:val="0"/>
+          <w:szCs w:val="24"/>
+        </w:rPr>
+      </w:pPr>
+      <w:r>
+        <w:rPr>
+          <w:rFonts w:ascii="Times New Roman" w:eastAsia="Times New Roman" w:hAnsi="Times New Roman" w:cs="Times New Roman"/>
+          <w:bCs w:val="0"/>
+          <w:szCs w:val="24"/>
+        </w:rPr>
+        <w:pict ns2:anchorId="642EEABA">
+          <ns3:rect id="_x0000_i1026" style="width:0;height:1.5pt" ns4:hralign="center" ns4:hrstd="t" ns4:hr="t" fillcolor="#a0a0a0" stroked="f"/>
         </w:pict>
       </w:r>
     </w:p>
-    <w:p>
+    <w:p ns2:paraId="7547BADC" ns2:textId="77777777">
       <w:pPr>
         <w:spacing w:before="100" w:beforeAutospacing="1" w:after="100" w:afterAutospacing="1"/>
         <w:rPr>
@@ -278,7 +278,7 @@
         <w:t xml:space="preserve"> Against</w:t>
       </w:r>
     </w:p>
-    <w:p>
+    <w:p ns2:paraId="5BD86E66" ns2:textId="48B436F7">
       <w:pPr>
         <w:spacing w:before="100" w:beforeAutospacing="1" w:after="100" w:afterAutospacing="1"/>
         <w:rPr>
@@ -301,18 +301,18 @@
           <w:bCs w:val="0"/>
           <w:szCs w:val="24"/>
         </w:rPr>
-        <w:t>PROTEGO</w:t>
-      </w:r>
-      <w:r>
-        <w:rPr>
-          <w:rFonts w:ascii="Times New Roman" w:eastAsia="Times New Roman" w:hAnsi="Times New Roman" w:cs="Times New Roman"/>
-          <w:bCs w:val="0"/>
-          <w:szCs w:val="24"/>
-        </w:rPr>
-        <w:t xml:space="preserve"> Protection Plan provides comprehensive coverage for:</w:t>
-      </w:r>
-    </w:p>
-    <w:p>
+        <w:t>TPP Secure Protection Plan</w:t>
+      </w:r>
+      <w:r>
+        <w:rPr>
+          <w:rFonts w:ascii="Times New Roman" w:eastAsia="Times New Roman" w:hAnsi="Times New Roman" w:cs="Times New Roman"/>
+          <w:bCs w:val="0"/>
+          <w:szCs w:val="24"/>
+        </w:rPr>
+        <w:t xml:space="preserve"> provides comprehensive coverage for:</w:t>
+      </w:r>
+    </w:p>
+    <w:p ns2:paraId="19102F3A" ns2:textId="77777777">
       <w:pPr>
         <w:numPr>
           <w:ilvl w:val="0"/>
@@ -334,7 +334,7 @@
         <w:t>Fire and explosion</w:t>
       </w:r>
     </w:p>
-    <w:p>
+    <w:p ns2:paraId="1CF07454" ns2:textId="77777777">
       <w:pPr>
         <w:numPr>
           <w:ilvl w:val="0"/>
@@ -356,7 +356,7 @@
         <w:t>Theft and burglary</w:t>
       </w:r>
     </w:p>
-    <w:p>
+    <w:p ns2:paraId="4FAB6D17" ns2:textId="77777777">
       <w:pPr>
         <w:numPr>
           <w:ilvl w:val="0"/>
@@ -378,7 +378,7 @@
         <w:t>Water damage</w:t>
       </w:r>
     </w:p>
-    <w:p>
+    <w:p ns2:paraId="7E84FC7E" ns2:textId="77777777">
       <w:pPr>
         <w:numPr>
           <w:ilvl w:val="0"/>
@@ -400,7 +400,7 @@
         <w:t>Windstorms and building collapse</w:t>
       </w:r>
     </w:p>
-    <w:p>
+    <w:p ns2:paraId="4ED7789D" ns2:textId="77777777">
       <w:pPr>
         <w:numPr>
           <w:ilvl w:val="0"/>
@@ -422,7 +422,7 @@
         <w:t>Vandalism</w:t>
       </w:r>
     </w:p>
-    <w:p>
+    <w:p ns2:paraId="3B3B0F34" ns2:textId="77777777">
       <w:pPr>
         <w:numPr>
           <w:ilvl w:val="0"/>
@@ -444,7 +444,7 @@
         <w:t>Rodent damage (up to $500)</w:t>
       </w:r>
     </w:p>
-    <w:p>
+    <w:p ns2:paraId="63C31482" ns2:textId="4EC93D71">
       <w:pPr>
         <w:spacing w:before="100" w:beforeAutospacing="1" w:after="100" w:afterAutospacing="1"/>
         <w:rPr>
@@ -475,37 +475,37 @@
           <w:bCs w:val="0"/>
           <w:szCs w:val="24"/>
         </w:rPr>
-        <w:t>PROTEGO</w:t>
-      </w:r>
-      <w:r>
-        <w:rPr>
-          <w:rFonts w:ascii="Times New Roman" w:eastAsia="Times New Roman" w:hAnsi="Times New Roman" w:cs="Times New Roman"/>
-          <w:bCs w:val="0"/>
-          <w:szCs w:val="24"/>
-        </w:rPr>
-        <w:t>TermsConditions.com</w:t>
-      </w:r>
-    </w:p>
-    <w:p>
-      <w:pPr>
-        <w:rPr>
-          <w:rFonts w:ascii="Times New Roman" w:eastAsia="Times New Roman" w:hAnsi="Times New Roman" w:cs="Times New Roman"/>
-          <w:bCs w:val="0"/>
-          <w:szCs w:val="24"/>
-        </w:rPr>
-      </w:pPr>
-      <w:r>
-        <w:rPr>
-          <w:rFonts w:ascii="Times New Roman" w:eastAsia="Times New Roman" w:hAnsi="Times New Roman" w:cs="Times New Roman"/>
-          <w:bCs w:val="0"/>
-          <w:szCs w:val="24"/>
-        </w:rPr>
-        <w:pict w14:anchorId="76EFC78B">
-          <v:rect id="_x0000_i1027" style="width:0;height:1.5pt" o:hralign="center" o:hrstd="t" o:hr="t" fillcolor="#a0a0a0" stroked="f"/>
+        <w:t>TPPTermsAndConditions.com</w:t>
+      </w:r>
+      <w:r>
+        <w:rPr>
+          <w:rFonts w:ascii="Times New Roman" w:eastAsia="Times New Roman" w:hAnsi="Times New Roman" w:cs="Times New Roman"/>
+          <w:bCs w:val="0"/>
+          <w:szCs w:val="24"/>
+        </w:rPr>
+        <w:t/>
+      </w:r>
+    </w:p>
+    <w:p ns2:paraId="4DF6982A" ns2:textId="77777777">
+      <w:pPr>
+        <w:rPr>
+          <w:rFonts w:ascii="Times New Roman" w:eastAsia="Times New Roman" w:hAnsi="Times New Roman" w:cs="Times New Roman"/>
+          <w:bCs w:val="0"/>
+          <w:szCs w:val="24"/>
+        </w:rPr>
+      </w:pPr>
+      <w:r>
+        <w:rPr>
+          <w:rFonts w:ascii="Times New Roman" w:eastAsia="Times New Roman" w:hAnsi="Times New Roman" w:cs="Times New Roman"/>
+          <w:bCs w:val="0"/>
+          <w:szCs w:val="24"/>
+        </w:rPr>
+        <w:pict ns2:anchorId="76EFC78B">
+          <ns3:rect id="_x0000_i1027" style="width:0;height:1.5pt" ns4:hralign="center" ns4:hrstd="t" ns4:hr="t" fillcolor="#a0a0a0" stroked="f"/>
         </w:pict>
       </w:r>
     </w:p>
-    <w:p>
+    <w:p ns2:paraId="08387467" ns2:textId="54470C24">
       <w:pPr>
         <w:spacing w:before="100" w:beforeAutospacing="1" w:after="100" w:afterAutospacing="1"/>
         <w:rPr>
@@ -528,18 +528,18 @@
           <w:b/>
           <w:szCs w:val="24"/>
         </w:rPr>
-        <w:t>PROTEGO</w:t>
-      </w:r>
-      <w:r>
-        <w:rPr>
-          <w:rFonts w:ascii="Times New Roman" w:eastAsia="Times New Roman" w:hAnsi="Times New Roman" w:cs="Times New Roman"/>
-          <w:b/>
-          <w:szCs w:val="24"/>
-        </w:rPr>
-        <w:t xml:space="preserve"> Protection Works Better</w:t>
-      </w:r>
-    </w:p>
-    <w:p>
+        <w:t>TPP Secure Protection</w:t>
+      </w:r>
+      <w:r>
+        <w:rPr>
+          <w:rFonts w:ascii="Times New Roman" w:eastAsia="Times New Roman" w:hAnsi="Times New Roman" w:cs="Times New Roman"/>
+          <w:b/>
+          <w:szCs w:val="24"/>
+        </w:rPr>
+        <w:t xml:space="preserve"> Works Better</w:t>
+      </w:r>
+    </w:p>
+    <w:p ns2:paraId="78D65188" ns2:textId="77777777">
       <w:pPr>
         <w:spacing w:before="100" w:beforeAutospacing="1" w:after="100" w:afterAutospacing="1"/>
         <w:rPr>
@@ -566,7 +566,7 @@
         <w:t>You'll never face out-of-pocket expenses when filing a claim. Coverage starts from dollar one—not after you pay a deductible first.</w:t>
       </w:r>
     </w:p>
-    <w:p>
+    <w:p ns2:paraId="5102BE80" ns2:textId="3D213315">
       <w:pPr>
         <w:spacing w:before="100" w:beforeAutospacing="1" w:after="100" w:afterAutospacing="1"/>
         <w:rPr>
@@ -599,7 +599,7 @@
           <w:bCs w:val="0"/>
           <w:szCs w:val="24"/>
         </w:rPr>
-        <w:t>an</w:t>
+        <w:t>a TPP Secure</w:t>
       </w:r>
       <w:proofErr w:type="gramEnd"/>
       <w:r>
@@ -608,15 +608,15 @@
           <w:bCs w:val="0"/>
           <w:szCs w:val="24"/>
         </w:rPr>
-        <w:t xml:space="preserve"> </w:t>
-      </w:r>
-      <w:r>
-        <w:rPr>
-          <w:rFonts w:ascii="Times New Roman" w:eastAsia="Times New Roman" w:hAnsi="Times New Roman" w:cs="Times New Roman"/>
-          <w:bCs w:val="0"/>
-          <w:szCs w:val="24"/>
-        </w:rPr>
-        <w:t>PROTEGO</w:t>
+        <w:t xml:space="preserve"/>
+      </w:r>
+      <w:r>
+        <w:rPr>
+          <w:rFonts w:ascii="Times New Roman" w:eastAsia="Times New Roman" w:hAnsi="Times New Roman" w:cs="Times New Roman"/>
+          <w:bCs w:val="0"/>
+          <w:szCs w:val="24"/>
+        </w:rPr>
+        <w:t/>
       </w:r>
       <w:r>
         <w:rPr>
@@ -645,7 +645,7 @@
         <w:t>. Your personal insurance premiums won't increase, and your claims history stays clean.</w:t>
       </w:r>
     </w:p>
-    <w:p>
+    <w:p ns2:paraId="71530425" ns2:textId="5D52A8D8">
       <w:pPr>
         <w:spacing w:before="100" w:beforeAutospacing="1" w:after="100" w:afterAutospacing="1"/>
         <w:rPr>
@@ -677,7 +677,7 @@
           <w:bCs w:val="0"/>
           <w:szCs w:val="24"/>
         </w:rPr>
-        <w:t>PROTEGO</w:t>
+        <w:t>TPP Secure</w:t>
       </w:r>
       <w:r>
         <w:rPr>
@@ -688,7 +688,7 @@
         <w:t xml:space="preserve"> pays what it costs to replace your items today. You get full value, not what your belongings were worth years ago minus depreciation.</w:t>
       </w:r>
     </w:p>
-    <w:p>
+    <w:p ns2:paraId="18D302DE" ns2:textId="564DB6A7">
       <w:pPr>
         <w:spacing w:before="100" w:beforeAutospacing="1" w:after="100" w:afterAutospacing="1"/>
         <w:rPr>
@@ -721,15 +721,15 @@
           <w:b/>
           <w:szCs w:val="24"/>
         </w:rPr>
-        <w:t>PROTEGO</w:t>
-      </w:r>
-      <w:r>
-        <w:rPr>
-          <w:rFonts w:ascii="Times New Roman" w:eastAsia="Times New Roman" w:hAnsi="Times New Roman" w:cs="Times New Roman"/>
-          <w:b/>
-          <w:szCs w:val="24"/>
-        </w:rPr>
-        <w:t>Claims.com</w:t>
+        <w:t>TPPClaims.com</w:t>
+      </w:r>
+      <w:r>
+        <w:rPr>
+          <w:rFonts w:ascii="Times New Roman" w:eastAsia="Times New Roman" w:hAnsi="Times New Roman" w:cs="Times New Roman"/>
+          <w:b/>
+          <w:szCs w:val="24"/>
+        </w:rPr>
+        <w:t/>
       </w:r>
       <w:r>
         <w:rPr>
@@ -740,7 +740,7 @@
         <w:t xml:space="preserve"> with 24/7 access to a U.S.-based support team. No waiting months for reimbursements.</w:t>
       </w:r>
     </w:p>
-    <w:p>
+    <w:p ns2:paraId="7221C933" ns2:textId="77777777">
       <w:pPr>
         <w:spacing w:before="100" w:beforeAutospacing="1" w:after="100" w:afterAutospacing="1"/>
         <w:rPr>
@@ -767,26 +767,26 @@
         <w:t>Cancel anytime if you obtain alternative insurance coverage. Your protection automatically ends when your rental ends—no hidden fees or complications.</w:t>
       </w:r>
     </w:p>
-    <w:p>
-      <w:pPr>
-        <w:rPr>
-          <w:rFonts w:ascii="Times New Roman" w:eastAsia="Times New Roman" w:hAnsi="Times New Roman" w:cs="Times New Roman"/>
-          <w:bCs w:val="0"/>
-          <w:szCs w:val="24"/>
-        </w:rPr>
-      </w:pPr>
-      <w:r>
-        <w:rPr>
-          <w:rFonts w:ascii="Times New Roman" w:eastAsia="Times New Roman" w:hAnsi="Times New Roman" w:cs="Times New Roman"/>
-          <w:bCs w:val="0"/>
-          <w:szCs w:val="24"/>
-        </w:rPr>
-        <w:pict w14:anchorId="67C727DD">
-          <v:rect id="_x0000_i1028" style="width:0;height:1.5pt" o:hralign="center" o:hrstd="t" o:hr="t" fillcolor="#a0a0a0" stroked="f"/>
+    <w:p ns2:paraId="15309F78" ns2:textId="77777777">
+      <w:pPr>
+        <w:rPr>
+          <w:rFonts w:ascii="Times New Roman" w:eastAsia="Times New Roman" w:hAnsi="Times New Roman" w:cs="Times New Roman"/>
+          <w:bCs w:val="0"/>
+          <w:szCs w:val="24"/>
+        </w:rPr>
+      </w:pPr>
+      <w:r>
+        <w:rPr>
+          <w:rFonts w:ascii="Times New Roman" w:eastAsia="Times New Roman" w:hAnsi="Times New Roman" w:cs="Times New Roman"/>
+          <w:bCs w:val="0"/>
+          <w:szCs w:val="24"/>
+        </w:rPr>
+        <w:pict ns2:anchorId="67C727DD">
+          <ns3:rect id="_x0000_i1028" style="width:0;height:1.5pt" ns4:hralign="center" ns4:hrstd="t" ns4:hr="t" fillcolor="#a0a0a0" stroked="f"/>
         </w:pict>
       </w:r>
     </w:p>
-    <w:p>
+    <w:p ns2:paraId="05626E7A" ns2:textId="77777777">
       <w:pPr>
         <w:spacing w:before="100" w:beforeAutospacing="1" w:after="100" w:afterAutospacing="1"/>
         <w:rPr>
@@ -804,7 +804,7 @@
         <w:t>Need More Coverage?</w:t>
       </w:r>
     </w:p>
-    <w:p>
+    <w:p ns2:paraId="2C34F46C" ns2:textId="77777777">
       <w:pPr>
         <w:spacing w:before="100" w:beforeAutospacing="1" w:after="100" w:afterAutospacing="1"/>
         <w:rPr>
@@ -822,7 +822,7 @@
         <w:t>If $2,000 isn't enough protection for your stored belongings, upgrading is easy:</w:t>
       </w:r>
     </w:p>
-    <w:p>
+    <w:p ns2:paraId="06918C42" ns2:textId="77777777">
       <w:pPr>
         <w:numPr>
           <w:ilvl w:val="0"/>
@@ -852,7 +852,7 @@
         <w:t xml:space="preserve"> – $15/month</w:t>
       </w:r>
     </w:p>
-    <w:p>
+    <w:p ns2:paraId="18BE7C39" ns2:textId="77777777">
       <w:pPr>
         <w:numPr>
           <w:ilvl w:val="0"/>
@@ -882,7 +882,7 @@
         <w:t xml:space="preserve"> – $21/month</w:t>
       </w:r>
     </w:p>
-    <w:p>
+    <w:p ns2:paraId="1C1CE7D0" ns2:textId="6A13C22D">
       <w:pPr>
         <w:spacing w:before="100" w:beforeAutospacing="1" w:after="100" w:afterAutospacing="1"/>
         <w:rPr>
@@ -900,26 +900,26 @@
         <w:t>Contact your [Facility Name] manager's office anytime to adjust your coverage level.</w:t>
       </w:r>
     </w:p>
-    <w:p>
-      <w:pPr>
-        <w:rPr>
-          <w:rFonts w:ascii="Times New Roman" w:eastAsia="Times New Roman" w:hAnsi="Times New Roman" w:cs="Times New Roman"/>
-          <w:bCs w:val="0"/>
-          <w:szCs w:val="24"/>
-        </w:rPr>
-      </w:pPr>
-      <w:r>
-        <w:rPr>
-          <w:rFonts w:ascii="Times New Roman" w:eastAsia="Times New Roman" w:hAnsi="Times New Roman" w:cs="Times New Roman"/>
-          <w:bCs w:val="0"/>
-          <w:szCs w:val="24"/>
-        </w:rPr>
-        <w:pict w14:anchorId="6D1BAD7F">
-          <v:rect id="_x0000_i1029" style="width:0;height:1.5pt" o:hralign="center" o:hrstd="t" o:hr="t" fillcolor="#a0a0a0" stroked="f"/>
+    <w:p ns2:paraId="1BF5D907" ns2:textId="77777777">
+      <w:pPr>
+        <w:rPr>
+          <w:rFonts w:ascii="Times New Roman" w:eastAsia="Times New Roman" w:hAnsi="Times New Roman" w:cs="Times New Roman"/>
+          <w:bCs w:val="0"/>
+          <w:szCs w:val="24"/>
+        </w:rPr>
+      </w:pPr>
+      <w:r>
+        <w:rPr>
+          <w:rFonts w:ascii="Times New Roman" w:eastAsia="Times New Roman" w:hAnsi="Times New Roman" w:cs="Times New Roman"/>
+          <w:bCs w:val="0"/>
+          <w:szCs w:val="24"/>
+        </w:rPr>
+        <w:pict ns2:anchorId="6D1BAD7F">
+          <ns3:rect id="_x0000_i1029" style="width:0;height:1.5pt" ns4:hralign="center" ns4:hrstd="t" ns4:hr="t" fillcolor="#a0a0a0" stroked="f"/>
         </w:pict>
       </w:r>
     </w:p>
-    <w:p>
+    <w:p ns2:paraId="4193A4F1" ns2:textId="77777777">
       <w:pPr>
         <w:spacing w:before="100" w:beforeAutospacing="1" w:after="100" w:afterAutospacing="1"/>
         <w:rPr>
@@ -937,7 +937,7 @@
         <w:t>Questions About Your Coverage?</w:t>
       </w:r>
     </w:p>
-    <w:p>
+    <w:p ns2:paraId="582B8701" ns2:textId="77777777">
       <w:pPr>
         <w:numPr>
           <w:ilvl w:val="0"/>
@@ -967,7 +967,7 @@
         <w:t xml:space="preserve"> Contact [Facility Name] and speak with your manager</w:t>
       </w:r>
     </w:p>
-    <w:p>
+    <w:p ns2:paraId="18E7249B" ns2:textId="051420ED">
       <w:pPr>
         <w:numPr>
           <w:ilvl w:val="0"/>
@@ -1002,18 +1002,18 @@
           <w:bCs w:val="0"/>
           <w:szCs w:val="24"/>
         </w:rPr>
-        <w:t>PROTEGO</w:t>
-      </w:r>
-      <w:r>
-        <w:rPr>
-          <w:rFonts w:ascii="Times New Roman" w:eastAsia="Times New Roman" w:hAnsi="Times New Roman" w:cs="Times New Roman"/>
-          <w:bCs w:val="0"/>
-          <w:szCs w:val="24"/>
-        </w:rPr>
-        <w:t>Claims.com or call the number on your coverage documentation</w:t>
-      </w:r>
-    </w:p>
-    <w:p>
+        <w:t>TPPClaims.com</w:t>
+      </w:r>
+      <w:r>
+        <w:rPr>
+          <w:rFonts w:ascii="Times New Roman" w:eastAsia="Times New Roman" w:hAnsi="Times New Roman" w:cs="Times New Roman"/>
+          <w:bCs w:val="0"/>
+          <w:szCs w:val="24"/>
+        </w:rPr>
+        <w:t> or call the number on your coverage documentation</w:t>
+      </w:r>
+    </w:p>
+    <w:p ns2:paraId="5D8BF5A3" ns2:textId="5C943031">
       <w:pPr>
         <w:numPr>
           <w:ilvl w:val="0"/>
@@ -1048,37 +1048,37 @@
           <w:bCs w:val="0"/>
           <w:szCs w:val="24"/>
         </w:rPr>
-        <w:t>PROTEGO</w:t>
-      </w:r>
-      <w:r>
-        <w:rPr>
-          <w:rFonts w:ascii="Times New Roman" w:eastAsia="Times New Roman" w:hAnsi="Times New Roman" w:cs="Times New Roman"/>
-          <w:bCs w:val="0"/>
-          <w:szCs w:val="24"/>
-        </w:rPr>
-        <w:t>TermsConditions.com</w:t>
-      </w:r>
-    </w:p>
-    <w:p>
-      <w:pPr>
-        <w:rPr>
-          <w:rFonts w:ascii="Times New Roman" w:eastAsia="Times New Roman" w:hAnsi="Times New Roman" w:cs="Times New Roman"/>
-          <w:bCs w:val="0"/>
-          <w:szCs w:val="24"/>
-        </w:rPr>
-      </w:pPr>
-      <w:r>
-        <w:rPr>
-          <w:rFonts w:ascii="Times New Roman" w:eastAsia="Times New Roman" w:hAnsi="Times New Roman" w:cs="Times New Roman"/>
-          <w:bCs w:val="0"/>
-          <w:szCs w:val="24"/>
-        </w:rPr>
-        <w:pict w14:anchorId="59DBD832">
-          <v:rect id="_x0000_i1030" style="width:0;height:1.5pt" o:hralign="center" o:hrstd="t" o:hr="t" fillcolor="#a0a0a0" stroked="f"/>
+        <w:t>TPPTermsAndConditions.com</w:t>
+      </w:r>
+      <w:r>
+        <w:rPr>
+          <w:rFonts w:ascii="Times New Roman" w:eastAsia="Times New Roman" w:hAnsi="Times New Roman" w:cs="Times New Roman"/>
+          <w:bCs w:val="0"/>
+          <w:szCs w:val="24"/>
+        </w:rPr>
+        <w:t/>
+      </w:r>
+    </w:p>
+    <w:p ns2:paraId="5D5B485A" ns2:textId="77777777">
+      <w:pPr>
+        <w:rPr>
+          <w:rFonts w:ascii="Times New Roman" w:eastAsia="Times New Roman" w:hAnsi="Times New Roman" w:cs="Times New Roman"/>
+          <w:bCs w:val="0"/>
+          <w:szCs w:val="24"/>
+        </w:rPr>
+      </w:pPr>
+      <w:r>
+        <w:rPr>
+          <w:rFonts w:ascii="Times New Roman" w:eastAsia="Times New Roman" w:hAnsi="Times New Roman" w:cs="Times New Roman"/>
+          <w:bCs w:val="0"/>
+          <w:szCs w:val="24"/>
+        </w:rPr>
+        <w:pict ns2:anchorId="59DBD832">
+          <ns3:rect id="_x0000_i1030" style="width:0;height:1.5pt" ns4:hralign="center" ns4:hrstd="t" ns4:hr="t" fillcolor="#a0a0a0" stroked="f"/>
         </w:pict>
       </w:r>
     </w:p>
-    <w:p>
+    <w:p ns2:paraId="11F3923E" ns2:textId="5CF1AF8E">
       <w:pPr>
         <w:spacing w:before="100" w:beforeAutospacing="1" w:after="100" w:afterAutospacing="1"/>
         <w:rPr>
@@ -1101,41 +1101,41 @@
           <w:b/>
           <w:szCs w:val="24"/>
         </w:rPr>
-        <w:t>PROTEGO</w:t>
-      </w:r>
-      <w:r>
-        <w:rPr>
-          <w:rFonts w:ascii="Times New Roman" w:eastAsia="Times New Roman" w:hAnsi="Times New Roman" w:cs="Times New Roman"/>
-          <w:b/>
-          <w:szCs w:val="24"/>
-        </w:rPr>
-        <w:t xml:space="preserve"> Protection</w:t>
-      </w:r>
-    </w:p>
-    <w:p>
-      <w:pPr>
-        <w:spacing w:before="100" w:beforeAutospacing="1" w:after="100" w:afterAutospacing="1"/>
-        <w:rPr>
-          <w:rFonts w:ascii="Times New Roman" w:eastAsia="Times New Roman" w:hAnsi="Times New Roman" w:cs="Times New Roman"/>
-          <w:bCs w:val="0"/>
-          <w:szCs w:val="24"/>
-        </w:rPr>
-      </w:pPr>
-      <w:r>
-        <w:rPr>
-          <w:rFonts w:ascii="Times New Roman" w:eastAsia="Times New Roman" w:hAnsi="Times New Roman" w:cs="Times New Roman"/>
-          <w:bCs w:val="0"/>
-          <w:szCs w:val="24"/>
-        </w:rPr>
-        <w:t>PROTEGO</w:t>
-      </w:r>
-      <w:r>
-        <w:rPr>
-          <w:rFonts w:ascii="Times New Roman" w:eastAsia="Times New Roman" w:hAnsi="Times New Roman" w:cs="Times New Roman"/>
-          <w:bCs w:val="0"/>
-          <w:szCs w:val="24"/>
-        </w:rPr>
-        <w:t xml:space="preserve"> Protection has been named the </w:t>
+        <w:t>TPP Secure Protection</w:t>
+      </w:r>
+      <w:r>
+        <w:rPr>
+          <w:rFonts w:ascii="Times New Roman" w:eastAsia="Times New Roman" w:hAnsi="Times New Roman" w:cs="Times New Roman"/>
+          <w:b/>
+          <w:szCs w:val="24"/>
+        </w:rPr>
+        <w:t xml:space="preserve"/>
+      </w:r>
+    </w:p>
+    <w:p ns2:paraId="483E1D6E" ns2:textId="7FAC5349">
+      <w:pPr>
+        <w:spacing w:before="100" w:beforeAutospacing="1" w:after="100" w:afterAutospacing="1"/>
+        <w:rPr>
+          <w:rFonts w:ascii="Times New Roman" w:eastAsia="Times New Roman" w:hAnsi="Times New Roman" w:cs="Times New Roman"/>
+          <w:bCs w:val="0"/>
+          <w:szCs w:val="24"/>
+        </w:rPr>
+      </w:pPr>
+      <w:r>
+        <w:rPr>
+          <w:rFonts w:ascii="Times New Roman" w:eastAsia="Times New Roman" w:hAnsi="Times New Roman" w:cs="Times New Roman"/>
+          <w:bCs w:val="0"/>
+          <w:szCs w:val="24"/>
+        </w:rPr>
+        <w:t>TPP Secure Protection</w:t>
+      </w:r>
+      <w:r>
+        <w:rPr>
+          <w:rFonts w:ascii="Times New Roman" w:eastAsia="Times New Roman" w:hAnsi="Times New Roman" w:cs="Times New Roman"/>
+          <w:bCs w:val="0"/>
+          <w:szCs w:val="24"/>
+        </w:rPr>
+        <w:t xml:space="preserve"> has been named the </w:t>
       </w:r>
       <w:r>
         <w:rPr>
@@ -1172,7 +1172,7 @@
         <w:t xml:space="preserve"> serving storage tenants nationwide, they've proven they deliver when it matters most.</w:t>
       </w:r>
     </w:p>
-    <w:p>
+    <w:p ns2:paraId="11FBD4B0" ns2:textId="63097D3B">
       <w:pPr>
         <w:spacing w:before="100" w:beforeAutospacing="1" w:after="100" w:afterAutospacing="1"/>
         <w:rPr>
@@ -1195,7 +1195,7 @@
           <w:bCs w:val="0"/>
           <w:szCs w:val="24"/>
         </w:rPr>
-        <w:t>PROTEGO</w:t>
+        <w:t>TPP Secure</w:t>
       </w:r>
       <w:r>
         <w:rPr>
@@ -1206,7 +1206,7 @@
         <w:t xml:space="preserve"> because you deserve protection that's affordable, comprehensive, and designed specifically for self-storage—without the gaps and complications of traditional insurance.</w:t>
       </w:r>
     </w:p>
-    <w:p>
+    <w:p ns2:paraId="051B219B" ns2:textId="77777777">
       <w:pPr>
         <w:spacing w:before="100" w:beforeAutospacing="1" w:after="100" w:afterAutospacing="1"/>
         <w:rPr>
@@ -1224,7 +1224,7 @@
         <w:t>Thank you for choosing [Facility Name] as your trusted storage solution. We're committed to protecting what matters to you.</w:t>
       </w:r>
     </w:p>
-    <w:p>
+    <w:p ns2:paraId="7CE4FD97" ns2:textId="77777777">
       <w:pPr>
         <w:spacing w:before="100" w:beforeAutospacing="1" w:after="100" w:afterAutospacing="1"/>
         <w:rPr>
@@ -1251,26 +1251,26 @@
         <w:t>[Facility Name] Management</w:t>
       </w:r>
     </w:p>
-    <w:p>
-      <w:pPr>
-        <w:rPr>
-          <w:rFonts w:ascii="Times New Roman" w:eastAsia="Times New Roman" w:hAnsi="Times New Roman" w:cs="Times New Roman"/>
-          <w:bCs w:val="0"/>
-          <w:szCs w:val="24"/>
-        </w:rPr>
-      </w:pPr>
-      <w:r>
-        <w:rPr>
-          <w:rFonts w:ascii="Times New Roman" w:eastAsia="Times New Roman" w:hAnsi="Times New Roman" w:cs="Times New Roman"/>
-          <w:bCs w:val="0"/>
-          <w:szCs w:val="24"/>
-        </w:rPr>
-        <w:pict w14:anchorId="6201E821">
-          <v:rect id="_x0000_i1031" style="width:0;height:1.5pt" o:hralign="center" o:hrstd="t" o:hr="t" fillcolor="#a0a0a0" stroked="f"/>
+    <w:p ns2:paraId="77E1723A" ns2:textId="77777777">
+      <w:pPr>
+        <w:rPr>
+          <w:rFonts w:ascii="Times New Roman" w:eastAsia="Times New Roman" w:hAnsi="Times New Roman" w:cs="Times New Roman"/>
+          <w:bCs w:val="0"/>
+          <w:szCs w:val="24"/>
+        </w:rPr>
+      </w:pPr>
+      <w:r>
+        <w:rPr>
+          <w:rFonts w:ascii="Times New Roman" w:eastAsia="Times New Roman" w:hAnsi="Times New Roman" w:cs="Times New Roman"/>
+          <w:bCs w:val="0"/>
+          <w:szCs w:val="24"/>
+        </w:rPr>
+        <w:pict ns2:anchorId="6201E821">
+          <ns3:rect id="_x0000_i1031" style="width:0;height:1.5pt" ns4:hralign="center" ns4:hrstd="t" ns4:hr="t" fillcolor="#a0a0a0" stroked="f"/>
         </w:pict>
       </w:r>
     </w:p>
-    <w:p>
+    <w:p ns2:paraId="1EE81C53" ns2:textId="33E33F9B">
       <w:pPr>
         <w:spacing w:before="100" w:beforeAutospacing="1" w:after="100" w:afterAutospacing="1"/>
         <w:rPr>
@@ -1303,15 +1303,15 @@
           <w:bCs w:val="0"/>
           <w:szCs w:val="24"/>
         </w:rPr>
-        <w:t>PROTEGO</w:t>
-      </w:r>
-      <w:r>
-        <w:rPr>
-          <w:rFonts w:ascii="Times New Roman" w:eastAsia="Times New Roman" w:hAnsi="Times New Roman" w:cs="Times New Roman"/>
-          <w:bCs w:val="0"/>
-          <w:szCs w:val="24"/>
-        </w:rPr>
-        <w:t xml:space="preserve"> Protection Plan Addendum is attached </w:t>
+        <w:t>TPP Secure Protection Plan</w:t>
+      </w:r>
+      <w:r>
+        <w:rPr>
+          <w:rFonts w:ascii="Times New Roman" w:eastAsia="Times New Roman" w:hAnsi="Times New Roman" w:cs="Times New Roman"/>
+          <w:bCs w:val="0"/>
+          <w:szCs w:val="24"/>
+        </w:rPr>
+        <w:t xml:space="preserve"> Addendum is attached </w:t>
       </w:r>
       <w:proofErr w:type="gramStart"/>
       <w:r>
@@ -1332,7 +1332,7 @@
         <w:t xml:space="preserve"> your records. This protection satisfies the Insurance Obligation requirement in your lease agreement and provides you with peace of mind for your stored belongings.</w:t>
       </w:r>
     </w:p>
-    <w:p/>
+    <w:p ns2:paraId="72257F05" ns2:textId="77777777"/>
     <w:sectPr>
       <w:pgSz w:w="12240" w:h="15840"/>
       <w:pgMar w:top="1440" w:right="1440" w:bottom="1440" w:left="1440" w:header="720" w:footer="720" w:gutter="0"/>
